--- a/templates/QUICK REPORT/CBM DEFECT IR+US+TEV SUMMARY.docx
+++ b/templates/QUICK REPORT/CBM DEFECT IR+US+TEV SUMMARY.docx
@@ -1,6 +1,6 @@
 
 <file path=word/document.xml><?xml version="1.0" encoding="utf-8"?>
-<w:document xmlns:wpc="http://schemas.microsoft.com/office/word/2010/wordprocessingCanvas" xmlns:cx="http://schemas.microsoft.com/office/drawing/2014/chartex" xmlns:cx1="http://schemas.microsoft.com/office/drawing/2015/9/8/chartex" xmlns:cx2="http://schemas.microsoft.com/office/drawing/2015/10/21/chartex" xmlns:cx3="http://schemas.microsoft.com/office/drawing/2016/5/9/chartex" xmlns:cx4="http://schemas.microsoft.com/office/drawing/2016/5/10/chartex" xmlns:cx5="http://schemas.microsoft.com/office/drawing/2016/5/11/chartex" xmlns:cx6="http://schemas.microsoft.com/office/drawing/2016/5/12/chartex" xmlns:cx7="http://schemas.microsoft.com/office/drawing/2016/5/13/chartex" xmlns:cx8="http://schemas.microsoft.com/office/drawing/2016/5/14/chartex" xmlns:mc="http://schemas.openxmlformats.org/markup-compatibility/2006" xmlns:aink="http://schemas.microsoft.com/office/drawing/2016/ink" xmlns:am3d="http://schemas.microsoft.com/office/drawing/2017/model3d" xmlns:o="urn:schemas-microsoft-com:office:office" xmlns:oel="http://schemas.microsoft.com/office/2019/extlst" xmlns:r="http://schemas.openxmlformats.org/officeDocument/2006/relationships" xmlns:m="http://schemas.openxmlformats.org/officeDocument/2006/math" xmlns:v="urn:schemas-microsoft-com:vml" xmlns:wp14="http://schemas.microsoft.com/office/word/2010/wordprocessingDrawing" xmlns:wp="http://schemas.openxmlformats.org/drawingml/2006/wordprocessingDrawing" xmlns:w10="urn:schemas-microsoft-com:office:word" xmlns:w="http://schemas.openxmlformats.org/wordprocessingml/2006/main" xmlns:w14="http://schemas.microsoft.com/office/word/2010/wordml" xmlns:w15="http://schemas.microsoft.com/office/word/2012/wordml" xmlns:w16cex="http://schemas.microsoft.com/office/word/2018/wordml/cex" xmlns:w16cid="http://schemas.microsoft.com/office/word/2016/wordml/cid" xmlns:w16="http://schemas.microsoft.com/office/word/2018/wordml" xmlns:w16du="http://schemas.microsoft.com/office/word/2023/wordml/word16du" xmlns:w16sdtdh="http://schemas.microsoft.com/office/word/2020/wordml/sdtdatahash" xmlns:w16sdtfl="http://schemas.microsoft.com/office/word/2024/wordml/sdtformatlock" xmlns:w16se="http://schemas.microsoft.com/office/word/2015/wordml/symex" xmlns:wpg="http://schemas.microsoft.com/office/word/2010/wordprocessingGroup" xmlns:wpi="http://schemas.microsoft.com/office/word/2010/wordprocessingInk" xmlns:wne="http://schemas.microsoft.com/office/word/2006/wordml" xmlns:wps="http://schemas.microsoft.com/office/word/2010/wordprocessingShape" mc:Ignorable="w14 w15 w16se w16cid w16 w16cex w16sdtdh w16sdtfl w16du wp14">
+<w:document xmlns:wpc="http://schemas.microsoft.com/office/word/2010/wordprocessingCanvas" xmlns:cx="http://schemas.microsoft.com/office/drawing/2014/chartex" xmlns:cx1="http://schemas.microsoft.com/office/drawing/2015/9/8/chartex" xmlns:cx2="http://schemas.microsoft.com/office/drawing/2015/10/21/chartex" xmlns:cx3="http://schemas.microsoft.com/office/drawing/2016/5/9/chartex" xmlns:cx4="http://schemas.microsoft.com/office/drawing/2016/5/10/chartex" xmlns:cx5="http://schemas.microsoft.com/office/drawing/2016/5/11/chartex" xmlns:cx6="http://schemas.microsoft.com/office/drawing/2016/5/12/chartex" xmlns:cx7="http://schemas.microsoft.com/office/drawing/2016/5/13/chartex" xmlns:cx8="http://schemas.microsoft.com/office/drawing/2016/5/14/chartex" xmlns:mc="http://schemas.openxmlformats.org/markup-compatibility/2006" xmlns:aink="http://schemas.microsoft.com/office/drawing/2016/ink" xmlns:am3d="http://schemas.microsoft.com/office/drawing/2017/model3d" xmlns:o="urn:schemas-microsoft-com:office:office" xmlns:oel="http://schemas.microsoft.com/office/2019/extlst" xmlns:r="http://schemas.openxmlformats.org/officeDocument/2006/relationships" xmlns:m="http://schemas.openxmlformats.org/officeDocument/2006/math" xmlns:v="urn:schemas-microsoft-com:vml" xmlns:wp14="http://schemas.microsoft.com/office/word/2010/wordprocessingDrawing" xmlns:wp="http://schemas.openxmlformats.org/drawingml/2006/wordprocessingDrawing" xmlns:w10="urn:schemas-microsoft-com:office:word" xmlns:w="http://schemas.openxmlformats.org/wordprocessingml/2006/main" xmlns:w14="http://schemas.microsoft.com/office/word/2010/wordml" xmlns:w15="http://schemas.microsoft.com/office/word/2012/wordml" xmlns:w16cei="http://schemas.microsoft.com/office/word/2026/wordml/cei" xmlns:w16cex="http://schemas.microsoft.com/office/word/2018/wordml/cex" xmlns:w16cid="http://schemas.microsoft.com/office/word/2016/wordml/cid" xmlns:w16="http://schemas.microsoft.com/office/word/2018/wordml" xmlns:w16du="http://schemas.microsoft.com/office/word/2023/wordml/word16du" xmlns:w16sdtdh="http://schemas.microsoft.com/office/word/2020/wordml/sdtdatahash" xmlns:w16sdtfl="http://schemas.microsoft.com/office/word/2024/wordml/sdtformatlock" xmlns:w16se="http://schemas.microsoft.com/office/word/2015/wordml/symex" xmlns:wpg="http://schemas.microsoft.com/office/word/2010/wordprocessingGroup" xmlns:wpi="http://schemas.microsoft.com/office/word/2010/wordprocessingInk" xmlns:wne="http://schemas.microsoft.com/office/word/2006/wordml" xmlns:wps="http://schemas.microsoft.com/office/word/2010/wordprocessingShape" mc:Ignorable="w14 w15 w16se w16cid w16 w16cex w16sdtdh w16sdtfl w16du wp14">
   <w:body>
     <w:p>
       <w:pPr>
@@ -189,9 +189,8 @@
                 <w:sz w:val="18"/>
                 <w:szCs w:val="20"/>
               </w:rPr>
-              <w:t>(</w:t>
-            </w:r>
-            <w:proofErr w:type="spellStart"/>
+              <w:t>(Abs</w:t>
+            </w:r>
             <w:r>
               <w:rPr>
                 <w:rFonts w:ascii="Tahoma" w:hAnsi="Tahoma" w:cs="Tahoma"/>
@@ -199,7 +198,7 @@
                 <w:sz w:val="18"/>
                 <w:szCs w:val="20"/>
               </w:rPr>
-              <w:t>Abs</w:t>
+              <w:t>.</w:t>
             </w:r>
             <w:r>
               <w:rPr>
@@ -208,26 +207,7 @@
                 <w:sz w:val="18"/>
                 <w:szCs w:val="20"/>
               </w:rPr>
-              <w:t>.</w:t>
-            </w:r>
-            <w:r>
-              <w:rPr>
-                <w:rFonts w:ascii="Tahoma" w:hAnsi="Tahoma" w:cs="Tahoma"/>
-                <w:b/>
-                <w:sz w:val="18"/>
-                <w:szCs w:val="20"/>
-              </w:rPr>
-              <w:t>T</w:t>
-            </w:r>
-            <w:proofErr w:type="spellEnd"/>
-            <w:r>
-              <w:rPr>
-                <w:rFonts w:ascii="Tahoma" w:hAnsi="Tahoma" w:cs="Tahoma"/>
-                <w:b/>
-                <w:sz w:val="18"/>
-                <w:szCs w:val="20"/>
-              </w:rPr>
-              <w:t>/∆T)</w:t>
+              <w:t>T/∆T)</w:t>
             </w:r>
           </w:p>
         </w:tc>
@@ -495,140 +475,118 @@
               <w:jc w:val="center"/>
             </w:pPr>
             <w:r>
-              <w:t xml:space="preserve">{{ </w:t>
-            </w:r>
-            <w:proofErr w:type="spellStart"/>
-            <w:r>
-              <w:t>loop.index</w:t>
-            </w:r>
-            <w:proofErr w:type="spellEnd"/>
+              <w:t>{{ loop.index }}</w:t>
+            </w:r>
+          </w:p>
+        </w:tc>
+        <w:tc>
+          <w:tcPr>
+            <w:tcW w:w="2742" w:type="dxa"/>
+            <w:vAlign w:val="center"/>
+          </w:tcPr>
+          <w:p>
+            <w:pPr>
+              <w:spacing w:after="0"/>
+              <w:jc w:val="center"/>
+            </w:pPr>
+            <w:r>
+              <w:t>{{ item.equipment }}</w:t>
+            </w:r>
+          </w:p>
+        </w:tc>
+        <w:tc>
+          <w:tcPr>
+            <w:tcW w:w="2719" w:type="dxa"/>
+            <w:vAlign w:val="center"/>
+          </w:tcPr>
+          <w:p>
+            <w:pPr>
+              <w:spacing w:after="0"/>
+              <w:jc w:val="center"/>
+            </w:pPr>
+            <w:r>
+              <w:t>{{ item.defect_area }}</w:t>
+            </w:r>
+          </w:p>
+        </w:tc>
+        <w:tc>
+          <w:tcPr>
+            <w:tcW w:w="1019" w:type="dxa"/>
+            <w:vAlign w:val="center"/>
+          </w:tcPr>
+          <w:p>
+            <w:pPr>
+              <w:spacing w:after="0"/>
+              <w:jc w:val="center"/>
+            </w:pPr>
+            <w:r>
+              <w:t>{{ item.ir_abs }}</w:t>
+            </w:r>
+          </w:p>
+        </w:tc>
+        <w:tc>
+          <w:tcPr>
+            <w:tcW w:w="720" w:type="dxa"/>
+            <w:vAlign w:val="center"/>
+          </w:tcPr>
+          <w:p>
+            <w:pPr>
+              <w:spacing w:after="0"/>
+              <w:jc w:val="center"/>
+            </w:pPr>
+            <w:r>
+              <w:t>{{ item.ir_delta }}</w:t>
+            </w:r>
+          </w:p>
+        </w:tc>
+        <w:tc>
+          <w:tcPr>
+            <w:tcW w:w="720" w:type="dxa"/>
+            <w:vAlign w:val="center"/>
+          </w:tcPr>
+          <w:p>
+            <w:pPr>
+              <w:spacing w:after="0"/>
+              <w:jc w:val="center"/>
+              <w:rPr>
+                <w:b/>
+                <w:bCs/>
+              </w:rPr>
+            </w:pPr>
+            <w:r>
+              <w:t>{{ item</w:t>
+            </w:r>
+            <w:r>
+              <w:t>.us_dB</w:t>
+            </w:r>
+            <w:r>
+              <w:t>}}</w:t>
+            </w:r>
+          </w:p>
+        </w:tc>
+        <w:tc>
+          <w:tcPr>
+            <w:tcW w:w="720" w:type="dxa"/>
+            <w:vAlign w:val="center"/>
+          </w:tcPr>
+          <w:p>
+            <w:pPr>
+              <w:spacing w:after="0"/>
+              <w:jc w:val="center"/>
+              <w:rPr>
+                <w:b/>
+                <w:bCs/>
+              </w:rPr>
+            </w:pPr>
+            <w:r>
+              <w:t>{{ item.</w:t>
+            </w:r>
+            <w:r>
+              <w:t>tev_dB</w:t>
+            </w:r>
             <w:r>
               <w:t xml:space="preserve"> }}</w:t>
             </w:r>
-          </w:p>
-        </w:tc>
-        <w:tc>
-          <w:tcPr>
-            <w:tcW w:w="2742" w:type="dxa"/>
-            <w:vAlign w:val="center"/>
-          </w:tcPr>
-          <w:p>
-            <w:pPr>
-              <w:spacing w:after="0"/>
-              <w:jc w:val="center"/>
-            </w:pPr>
-            <w:r>
-              <w:t xml:space="preserve">{{ </w:t>
-            </w:r>
-            <w:proofErr w:type="spellStart"/>
-            <w:r>
-              <w:t>item.equipment</w:t>
-            </w:r>
-            <w:proofErr w:type="spellEnd"/>
-            <w:r>
-              <w:t xml:space="preserve"> }}</w:t>
-            </w:r>
-          </w:p>
-        </w:tc>
-        <w:tc>
-          <w:tcPr>
-            <w:tcW w:w="2719" w:type="dxa"/>
-            <w:vAlign w:val="center"/>
-          </w:tcPr>
-          <w:p>
-            <w:pPr>
-              <w:spacing w:after="0"/>
-              <w:jc w:val="center"/>
-            </w:pPr>
-            <w:r>
-              <w:t xml:space="preserve">{{ </w:t>
-            </w:r>
-            <w:proofErr w:type="spellStart"/>
-            <w:r>
-              <w:t>item.defect_area</w:t>
-            </w:r>
-            <w:proofErr w:type="spellEnd"/>
-            <w:r>
-              <w:t xml:space="preserve"> }}</w:t>
-            </w:r>
-          </w:p>
-        </w:tc>
-        <w:tc>
-          <w:tcPr>
-            <w:tcW w:w="1019" w:type="dxa"/>
-            <w:vAlign w:val="center"/>
-          </w:tcPr>
-          <w:p>
-            <w:pPr>
-              <w:spacing w:after="0"/>
-              <w:jc w:val="center"/>
-            </w:pPr>
-            <w:r>
-              <w:t xml:space="preserve">{{ </w:t>
-            </w:r>
-            <w:proofErr w:type="spellStart"/>
-            <w:r>
-              <w:t>item.ir_abs</w:t>
-            </w:r>
-            <w:proofErr w:type="spellEnd"/>
-            <w:r>
-              <w:t xml:space="preserve"> }}</w:t>
-            </w:r>
-          </w:p>
-        </w:tc>
-        <w:tc>
-          <w:tcPr>
-            <w:tcW w:w="720" w:type="dxa"/>
-            <w:vAlign w:val="center"/>
-          </w:tcPr>
-          <w:p>
-            <w:pPr>
-              <w:spacing w:after="0"/>
-              <w:jc w:val="center"/>
-            </w:pPr>
-            <w:r>
-              <w:t xml:space="preserve">{{ </w:t>
-            </w:r>
-            <w:proofErr w:type="spellStart"/>
-            <w:r>
-              <w:t>item.ir_delta</w:t>
-            </w:r>
-            <w:proofErr w:type="spellEnd"/>
-            <w:r>
-              <w:t xml:space="preserve"> }}</w:t>
-            </w:r>
-          </w:p>
-        </w:tc>
-        <w:tc>
-          <w:tcPr>
-            <w:tcW w:w="720" w:type="dxa"/>
-            <w:vAlign w:val="center"/>
-          </w:tcPr>
-          <w:p>
-            <w:pPr>
-              <w:spacing w:after="0"/>
-              <w:jc w:val="center"/>
-              <w:rPr>
-                <w:b/>
-                <w:bCs/>
-              </w:rPr>
-            </w:pPr>
-          </w:p>
-        </w:tc>
-        <w:tc>
-          <w:tcPr>
-            <w:tcW w:w="720" w:type="dxa"/>
-            <w:vAlign w:val="center"/>
-          </w:tcPr>
-          <w:p>
-            <w:pPr>
-              <w:spacing w:after="0"/>
-              <w:jc w:val="center"/>
-              <w:rPr>
-                <w:b/>
-                <w:bCs/>
-              </w:rPr>
-            </w:pPr>
           </w:p>
         </w:tc>
         <w:tc>
@@ -767,7 +725,7 @@
 </file>
 
 <file path=word/numbering.xml><?xml version="1.0" encoding="utf-8"?>
-<w:numbering xmlns:wpc="http://schemas.microsoft.com/office/word/2010/wordprocessingCanvas" xmlns:cx="http://schemas.microsoft.com/office/drawing/2014/chartex" xmlns:cx1="http://schemas.microsoft.com/office/drawing/2015/9/8/chartex" xmlns:cx2="http://schemas.microsoft.com/office/drawing/2015/10/21/chartex" xmlns:cx3="http://schemas.microsoft.com/office/drawing/2016/5/9/chartex" xmlns:cx4="http://schemas.microsoft.com/office/drawing/2016/5/10/chartex" xmlns:cx5="http://schemas.microsoft.com/office/drawing/2016/5/11/chartex" xmlns:cx6="http://schemas.microsoft.com/office/drawing/2016/5/12/chartex" xmlns:cx7="http://schemas.microsoft.com/office/drawing/2016/5/13/chartex" xmlns:cx8="http://schemas.microsoft.com/office/drawing/2016/5/14/chartex" xmlns:mc="http://schemas.openxmlformats.org/markup-compatibility/2006" xmlns:aink="http://schemas.microsoft.com/office/drawing/2016/ink" xmlns:am3d="http://schemas.microsoft.com/office/drawing/2017/model3d" xmlns:o="urn:schemas-microsoft-com:office:office" xmlns:oel="http://schemas.microsoft.com/office/2019/extlst" xmlns:r="http://schemas.openxmlformats.org/officeDocument/2006/relationships" xmlns:m="http://schemas.openxmlformats.org/officeDocument/2006/math" xmlns:v="urn:schemas-microsoft-com:vml" xmlns:wp14="http://schemas.microsoft.com/office/word/2010/wordprocessingDrawing" xmlns:wp="http://schemas.openxmlformats.org/drawingml/2006/wordprocessingDrawing" xmlns:w10="urn:schemas-microsoft-com:office:word" xmlns:w="http://schemas.openxmlformats.org/wordprocessingml/2006/main" xmlns:w14="http://schemas.microsoft.com/office/word/2010/wordml" xmlns:w15="http://schemas.microsoft.com/office/word/2012/wordml" xmlns:w16cex="http://schemas.microsoft.com/office/word/2018/wordml/cex" xmlns:w16cid="http://schemas.microsoft.com/office/word/2016/wordml/cid" xmlns:w16="http://schemas.microsoft.com/office/word/2018/wordml" xmlns:w16du="http://schemas.microsoft.com/office/word/2023/wordml/word16du" xmlns:w16sdtdh="http://schemas.microsoft.com/office/word/2020/wordml/sdtdatahash" xmlns:w16sdtfl="http://schemas.microsoft.com/office/word/2024/wordml/sdtformatlock" xmlns:w16se="http://schemas.microsoft.com/office/word/2015/wordml/symex" xmlns:wpg="http://schemas.microsoft.com/office/word/2010/wordprocessingGroup" xmlns:wpi="http://schemas.microsoft.com/office/word/2010/wordprocessingInk" xmlns:wne="http://schemas.microsoft.com/office/word/2006/wordml" xmlns:wps="http://schemas.microsoft.com/office/word/2010/wordprocessingShape" mc:Ignorable="w14 w15 w16se w16cid w16 w16cex w16sdtdh w16sdtfl w16du wp14">
+<w:numbering xmlns:wpc="http://schemas.microsoft.com/office/word/2010/wordprocessingCanvas" xmlns:cx="http://schemas.microsoft.com/office/drawing/2014/chartex" xmlns:cx1="http://schemas.microsoft.com/office/drawing/2015/9/8/chartex" xmlns:cx2="http://schemas.microsoft.com/office/drawing/2015/10/21/chartex" xmlns:cx3="http://schemas.microsoft.com/office/drawing/2016/5/9/chartex" xmlns:cx4="http://schemas.microsoft.com/office/drawing/2016/5/10/chartex" xmlns:cx5="http://schemas.microsoft.com/office/drawing/2016/5/11/chartex" xmlns:cx6="http://schemas.microsoft.com/office/drawing/2016/5/12/chartex" xmlns:cx7="http://schemas.microsoft.com/office/drawing/2016/5/13/chartex" xmlns:cx8="http://schemas.microsoft.com/office/drawing/2016/5/14/chartex" xmlns:mc="http://schemas.openxmlformats.org/markup-compatibility/2006" xmlns:aink="http://schemas.microsoft.com/office/drawing/2016/ink" xmlns:am3d="http://schemas.microsoft.com/office/drawing/2017/model3d" xmlns:o="urn:schemas-microsoft-com:office:office" xmlns:oel="http://schemas.microsoft.com/office/2019/extlst" xmlns:r="http://schemas.openxmlformats.org/officeDocument/2006/relationships" xmlns:m="http://schemas.openxmlformats.org/officeDocument/2006/math" xmlns:v="urn:schemas-microsoft-com:vml" xmlns:wp14="http://schemas.microsoft.com/office/word/2010/wordprocessingDrawing" xmlns:wp="http://schemas.openxmlformats.org/drawingml/2006/wordprocessingDrawing" xmlns:w10="urn:schemas-microsoft-com:office:word" xmlns:w="http://schemas.openxmlformats.org/wordprocessingml/2006/main" xmlns:w14="http://schemas.microsoft.com/office/word/2010/wordml" xmlns:w15="http://schemas.microsoft.com/office/word/2012/wordml" xmlns:w16cei="http://schemas.microsoft.com/office/word/2026/wordml/cei" xmlns:w16cex="http://schemas.microsoft.com/office/word/2018/wordml/cex" xmlns:w16cid="http://schemas.microsoft.com/office/word/2016/wordml/cid" xmlns:w16="http://schemas.microsoft.com/office/word/2018/wordml" xmlns:w16du="http://schemas.microsoft.com/office/word/2023/wordml/word16du" xmlns:w16sdtdh="http://schemas.microsoft.com/office/word/2020/wordml/sdtdatahash" xmlns:w16sdtfl="http://schemas.microsoft.com/office/word/2024/wordml/sdtformatlock" xmlns:w16se="http://schemas.microsoft.com/office/word/2015/wordml/symex" xmlns:wpg="http://schemas.microsoft.com/office/word/2010/wordprocessingGroup" xmlns:wpi="http://schemas.microsoft.com/office/word/2010/wordprocessingInk" xmlns:wne="http://schemas.microsoft.com/office/word/2006/wordml" xmlns:wps="http://schemas.microsoft.com/office/word/2010/wordprocessingShape" mc:Ignorable="w14 w15 w16se w16cid w16 w16cex w16sdtdh w16sdtfl w16du wp14">
   <w:abstractNum w:abstractNumId="0" w15:restartNumberingAfterBreak="0">
     <w:nsid w:val="3B056B8E"/>
     <w:multiLevelType w:val="hybridMultilevel"/>

--- a/templates/QUICK REPORT/CBM DEFECT IR+US+TEV SUMMARY.docx
+++ b/templates/QUICK REPORT/CBM DEFECT IR+US+TEV SUMMARY.docx
@@ -33,7 +33,7 @@
     <w:tbl>
       <w:tblPr>
         <w:tblW w:w="11250" w:type="dxa"/>
-        <w:tblInd w:w="-1085" w:type="dxa"/>
+        <w:jc w:val="center"/>
         <w:tblBorders>
           <w:top w:val="single" w:sz="4" w:space="0" w:color="auto"/>
           <w:left w:val="single" w:sz="4" w:space="0" w:color="auto"/>
@@ -58,6 +58,7 @@
       <w:tr>
         <w:trPr>
           <w:trHeight w:val="624"/>
+          <w:jc w:val="center"/>
         </w:trPr>
         <w:tc>
           <w:tcPr>
@@ -189,8 +190,9 @@
                 <w:sz w:val="18"/>
                 <w:szCs w:val="20"/>
               </w:rPr>
-              <w:t>(Abs</w:t>
-            </w:r>
+              <w:t>(</w:t>
+            </w:r>
+            <w:proofErr w:type="spellStart"/>
             <w:r>
               <w:rPr>
                 <w:rFonts w:ascii="Tahoma" w:hAnsi="Tahoma" w:cs="Tahoma"/>
@@ -198,7 +200,7 @@
                 <w:sz w:val="18"/>
                 <w:szCs w:val="20"/>
               </w:rPr>
-              <w:t>.</w:t>
+              <w:t>Abs</w:t>
             </w:r>
             <w:r>
               <w:rPr>
@@ -207,7 +209,26 @@
                 <w:sz w:val="18"/>
                 <w:szCs w:val="20"/>
               </w:rPr>
-              <w:t>T/∆T)</w:t>
+              <w:t>.</w:t>
+            </w:r>
+            <w:r>
+              <w:rPr>
+                <w:rFonts w:ascii="Tahoma" w:hAnsi="Tahoma" w:cs="Tahoma"/>
+                <w:b/>
+                <w:sz w:val="18"/>
+                <w:szCs w:val="20"/>
+              </w:rPr>
+              <w:t>T</w:t>
+            </w:r>
+            <w:proofErr w:type="spellEnd"/>
+            <w:r>
+              <w:rPr>
+                <w:rFonts w:ascii="Tahoma" w:hAnsi="Tahoma" w:cs="Tahoma"/>
+                <w:b/>
+                <w:sz w:val="18"/>
+                <w:szCs w:val="20"/>
+              </w:rPr>
+              <w:t>/∆T)</w:t>
             </w:r>
           </w:p>
         </w:tc>
@@ -358,6 +379,7 @@
       <w:tr>
         <w:trPr>
           <w:trHeight w:val="624"/>
+          <w:jc w:val="center"/>
         </w:trPr>
         <w:tc>
           <w:tcPr>
@@ -463,6 +485,7 @@
       <w:tr>
         <w:trPr>
           <w:trHeight w:val="624"/>
+          <w:jc w:val="center"/>
         </w:trPr>
         <w:tc>
           <w:tcPr>
@@ -475,7 +498,15 @@
               <w:jc w:val="center"/>
             </w:pPr>
             <w:r>
-              <w:t>{{ loop.index }}</w:t>
+              <w:t xml:space="preserve">{{ </w:t>
+            </w:r>
+            <w:proofErr w:type="spellStart"/>
+            <w:r>
+              <w:t>loop.index</w:t>
+            </w:r>
+            <w:proofErr w:type="spellEnd"/>
+            <w:r>
+              <w:t xml:space="preserve"> }}</w:t>
             </w:r>
           </w:p>
         </w:tc>
@@ -490,7 +521,15 @@
               <w:jc w:val="center"/>
             </w:pPr>
             <w:r>
-              <w:t>{{ item.equipment }}</w:t>
+              <w:t xml:space="preserve">{{ </w:t>
+            </w:r>
+            <w:proofErr w:type="spellStart"/>
+            <w:r>
+              <w:t>item.equipment</w:t>
+            </w:r>
+            <w:proofErr w:type="spellEnd"/>
+            <w:r>
+              <w:t xml:space="preserve"> }}</w:t>
             </w:r>
           </w:p>
         </w:tc>
@@ -505,7 +544,15 @@
               <w:jc w:val="center"/>
             </w:pPr>
             <w:r>
-              <w:t>{{ item.defect_area }}</w:t>
+              <w:t xml:space="preserve">{{ </w:t>
+            </w:r>
+            <w:proofErr w:type="spellStart"/>
+            <w:r>
+              <w:t>item.defect_area</w:t>
+            </w:r>
+            <w:proofErr w:type="spellEnd"/>
+            <w:r>
+              <w:t xml:space="preserve"> }}</w:t>
             </w:r>
           </w:p>
         </w:tc>
@@ -520,7 +567,15 @@
               <w:jc w:val="center"/>
             </w:pPr>
             <w:r>
-              <w:t>{{ item.ir_abs }}</w:t>
+              <w:t xml:space="preserve">{{ </w:t>
+            </w:r>
+            <w:proofErr w:type="spellStart"/>
+            <w:r>
+              <w:t>item.ir_abs</w:t>
+            </w:r>
+            <w:proofErr w:type="spellEnd"/>
+            <w:r>
+              <w:t xml:space="preserve"> }}</w:t>
             </w:r>
           </w:p>
         </w:tc>
@@ -535,7 +590,15 @@
               <w:jc w:val="center"/>
             </w:pPr>
             <w:r>
-              <w:t>{{ item.ir_delta }}</w:t>
+              <w:t xml:space="preserve">{{ </w:t>
+            </w:r>
+            <w:proofErr w:type="spellStart"/>
+            <w:r>
+              <w:t>item.ir_delta</w:t>
+            </w:r>
+            <w:proofErr w:type="spellEnd"/>
+            <w:r>
+              <w:t xml:space="preserve"> }}</w:t>
             </w:r>
           </w:p>
         </w:tc>
@@ -554,11 +617,13 @@
               </w:rPr>
             </w:pPr>
             <w:r>
-              <w:t>{{ item</w:t>
-            </w:r>
-            <w:r>
-              <w:t>.us_dB</w:t>
-            </w:r>
+              <w:t xml:space="preserve">{{ </w:t>
+            </w:r>
+            <w:proofErr w:type="spellStart"/>
+            <w:r>
+              <w:t>item.us_dB</w:t>
+            </w:r>
+            <w:proofErr w:type="spellEnd"/>
             <w:r>
               <w:t>}}</w:t>
             </w:r>
@@ -579,11 +644,13 @@
               </w:rPr>
             </w:pPr>
             <w:r>
-              <w:t>{{ item.</w:t>
-            </w:r>
-            <w:r>
-              <w:t>tev_dB</w:t>
-            </w:r>
+              <w:t xml:space="preserve">{{ </w:t>
+            </w:r>
+            <w:proofErr w:type="spellStart"/>
+            <w:r>
+              <w:t>item.tev_dB</w:t>
+            </w:r>
+            <w:proofErr w:type="spellEnd"/>
             <w:r>
               <w:t xml:space="preserve"> }}</w:t>
             </w:r>
@@ -608,6 +675,9 @@
         </w:tc>
       </w:tr>
       <w:tr>
+        <w:trPr>
+          <w:jc w:val="center"/>
+        </w:trPr>
         <w:tc>
           <w:tcPr>
             <w:tcW w:w="630" w:type="dxa"/>
@@ -619,7 +689,15 @@
               <w:jc w:val="center"/>
             </w:pPr>
             <w:r>
-              <w:t>{%tr endfor %}</w:t>
+              <w:t xml:space="preserve">{%tr </w:t>
+            </w:r>
+            <w:proofErr w:type="spellStart"/>
+            <w:r>
+              <w:t>endfor</w:t>
+            </w:r>
+            <w:proofErr w:type="spellEnd"/>
+            <w:r>
+              <w:t xml:space="preserve"> %}</w:t>
             </w:r>
           </w:p>
         </w:tc>

--- a/templates/QUICK REPORT/CBM DEFECT IR+US+TEV SUMMARY.docx
+++ b/templates/QUICK REPORT/CBM DEFECT IR+US+TEV SUMMARY.docx
@@ -1,6 +1,6 @@
 
 <file path=word/document.xml><?xml version="1.0" encoding="utf-8"?>
-<w:document xmlns:wpc="http://schemas.microsoft.com/office/word/2010/wordprocessingCanvas" xmlns:cx="http://schemas.microsoft.com/office/drawing/2014/chartex" xmlns:cx1="http://schemas.microsoft.com/office/drawing/2015/9/8/chartex" xmlns:cx2="http://schemas.microsoft.com/office/drawing/2015/10/21/chartex" xmlns:cx3="http://schemas.microsoft.com/office/drawing/2016/5/9/chartex" xmlns:cx4="http://schemas.microsoft.com/office/drawing/2016/5/10/chartex" xmlns:cx5="http://schemas.microsoft.com/office/drawing/2016/5/11/chartex" xmlns:cx6="http://schemas.microsoft.com/office/drawing/2016/5/12/chartex" xmlns:cx7="http://schemas.microsoft.com/office/drawing/2016/5/13/chartex" xmlns:cx8="http://schemas.microsoft.com/office/drawing/2016/5/14/chartex" xmlns:mc="http://schemas.openxmlformats.org/markup-compatibility/2006" xmlns:aink="http://schemas.microsoft.com/office/drawing/2016/ink" xmlns:am3d="http://schemas.microsoft.com/office/drawing/2017/model3d" xmlns:o="urn:schemas-microsoft-com:office:office" xmlns:oel="http://schemas.microsoft.com/office/2019/extlst" xmlns:r="http://schemas.openxmlformats.org/officeDocument/2006/relationships" xmlns:m="http://schemas.openxmlformats.org/officeDocument/2006/math" xmlns:v="urn:schemas-microsoft-com:vml" xmlns:wp14="http://schemas.microsoft.com/office/word/2010/wordprocessingDrawing" xmlns:wp="http://schemas.openxmlformats.org/drawingml/2006/wordprocessingDrawing" xmlns:w10="urn:schemas-microsoft-com:office:word" xmlns:w="http://schemas.openxmlformats.org/wordprocessingml/2006/main" xmlns:w14="http://schemas.microsoft.com/office/word/2010/wordml" xmlns:w15="http://schemas.microsoft.com/office/word/2012/wordml" xmlns:w16cei="http://schemas.microsoft.com/office/word/2026/wordml/cei" xmlns:w16cex="http://schemas.microsoft.com/office/word/2018/wordml/cex" xmlns:w16cid="http://schemas.microsoft.com/office/word/2016/wordml/cid" xmlns:w16="http://schemas.microsoft.com/office/word/2018/wordml" xmlns:w16du="http://schemas.microsoft.com/office/word/2023/wordml/word16du" xmlns:w16sdtdh="http://schemas.microsoft.com/office/word/2020/wordml/sdtdatahash" xmlns:w16sdtfl="http://schemas.microsoft.com/office/word/2024/wordml/sdtformatlock" xmlns:w16se="http://schemas.microsoft.com/office/word/2015/wordml/symex" xmlns:wpg="http://schemas.microsoft.com/office/word/2010/wordprocessingGroup" xmlns:wpi="http://schemas.microsoft.com/office/word/2010/wordprocessingInk" xmlns:wne="http://schemas.microsoft.com/office/word/2006/wordml" xmlns:wps="http://schemas.microsoft.com/office/word/2010/wordprocessingShape" mc:Ignorable="w14 w15 w16se w16cid w16 w16cex w16sdtdh w16sdtfl w16du wp14">
+<w:document xmlns:wpc="http://schemas.microsoft.com/office/word/2010/wordprocessingCanvas" xmlns:cx="http://schemas.microsoft.com/office/drawing/2014/chartex" xmlns:cx1="http://schemas.microsoft.com/office/drawing/2015/9/8/chartex" xmlns:cx2="http://schemas.microsoft.com/office/drawing/2015/10/21/chartex" xmlns:cx3="http://schemas.microsoft.com/office/drawing/2016/5/9/chartex" xmlns:cx4="http://schemas.microsoft.com/office/drawing/2016/5/10/chartex" xmlns:cx5="http://schemas.microsoft.com/office/drawing/2016/5/11/chartex" xmlns:cx6="http://schemas.microsoft.com/office/drawing/2016/5/12/chartex" xmlns:cx7="http://schemas.microsoft.com/office/drawing/2016/5/13/chartex" xmlns:cx8="http://schemas.microsoft.com/office/drawing/2016/5/14/chartex" xmlns:mc="http://schemas.openxmlformats.org/markup-compatibility/2006" xmlns:aink="http://schemas.microsoft.com/office/drawing/2016/ink" xmlns:am3d="http://schemas.microsoft.com/office/drawing/2017/model3d" xmlns:o="urn:schemas-microsoft-com:office:office" xmlns:oel="http://schemas.microsoft.com/office/2019/extlst" xmlns:r="http://schemas.openxmlformats.org/officeDocument/2006/relationships" xmlns:m="http://schemas.openxmlformats.org/officeDocument/2006/math" xmlns:v="urn:schemas-microsoft-com:vml" xmlns:wp14="http://schemas.microsoft.com/office/word/2010/wordprocessingDrawing" xmlns:wp="http://schemas.openxmlformats.org/drawingml/2006/wordprocessingDrawing" xmlns:w10="urn:schemas-microsoft-com:office:word" xmlns:w="http://schemas.openxmlformats.org/wordprocessingml/2006/main" xmlns:w14="http://schemas.microsoft.com/office/word/2010/wordml" xmlns:w15="http://schemas.microsoft.com/office/word/2012/wordml" xmlns:w16cex="http://schemas.microsoft.com/office/word/2018/wordml/cex" xmlns:w16cid="http://schemas.microsoft.com/office/word/2016/wordml/cid" xmlns:w16="http://schemas.microsoft.com/office/word/2018/wordml" xmlns:w16du="http://schemas.microsoft.com/office/word/2023/wordml/word16du" xmlns:w16sdtdh="http://schemas.microsoft.com/office/word/2020/wordml/sdtdatahash" xmlns:w16sdtfl="http://schemas.microsoft.com/office/word/2024/wordml/sdtformatlock" xmlns:w16se="http://schemas.microsoft.com/office/word/2015/wordml/symex" xmlns:wpg="http://schemas.microsoft.com/office/word/2010/wordprocessingGroup" xmlns:wpi="http://schemas.microsoft.com/office/word/2010/wordprocessingInk" xmlns:wne="http://schemas.microsoft.com/office/word/2006/wordml" xmlns:wps="http://schemas.microsoft.com/office/word/2010/wordprocessingShape" mc:Ignorable="w14 w15 w16se w16cid w16 w16cex w16sdtdh w16sdtfl w16du wp14">
   <w:body>
     <w:p>
       <w:pPr>
@@ -8,7 +8,7 @@
         <w:spacing w:before="240"/>
         <w:jc w:val="center"/>
         <w:rPr>
-          <w:rFonts w:ascii="Tahoma" w:hAnsi="Tahoma" w:cs="Tahoma"/>
+          <w:rFonts w:asciiTheme="minorHAnsi" w:hAnsiTheme="minorHAnsi" w:cstheme="minorHAnsi"/>
           <w:b/>
           <w:color w:val="auto"/>
         </w:rPr>
@@ -17,7 +17,7 @@
       <w:bookmarkStart w:id="1" w:name="_Hlk192949560"/>
       <w:r>
         <w:rPr>
-          <w:rFonts w:ascii="Tahoma" w:hAnsi="Tahoma" w:cs="Tahoma"/>
+          <w:rFonts w:asciiTheme="minorHAnsi" w:hAnsiTheme="minorHAnsi" w:cstheme="minorHAnsi"/>
           <w:b/>
           <w:color w:val="auto"/>
         </w:rPr>
@@ -25,6 +25,7 @@
       </w:r>
       <w:r>
         <w:rPr>
+          <w:rFonts w:asciiTheme="minorHAnsi" w:hAnsiTheme="minorHAnsi" w:cstheme="minorHAnsi"/>
           <w:b/>
         </w:rPr>
         <w:t xml:space="preserve"> </w:t>
@@ -32,7 +33,7 @@
     </w:p>
     <w:tbl>
       <w:tblPr>
-        <w:tblW w:w="11250" w:type="dxa"/>
+        <w:tblW w:w="10530" w:type="dxa"/>
         <w:jc w:val="center"/>
         <w:tblBorders>
           <w:top w:val="single" w:sz="4" w:space="0" w:color="auto"/>
@@ -52,7 +53,6 @@
         <w:gridCol w:w="1019"/>
         <w:gridCol w:w="720"/>
         <w:gridCol w:w="720"/>
-        <w:gridCol w:w="720"/>
         <w:gridCol w:w="1980"/>
       </w:tblGrid>
       <w:tr>
@@ -75,14 +75,14 @@
               <w:spacing w:line="276" w:lineRule="auto"/>
               <w:jc w:val="center"/>
               <w:rPr>
-                <w:rFonts w:ascii="Tahoma" w:hAnsi="Tahoma" w:cs="Tahoma"/>
+                <w:rFonts w:cstheme="minorHAnsi"/>
                 <w:b/>
                 <w:sz w:val="20"/>
               </w:rPr>
             </w:pPr>
             <w:r>
               <w:rPr>
-                <w:rFonts w:ascii="Tahoma" w:hAnsi="Tahoma" w:cs="Tahoma"/>
+                <w:rFonts w:cstheme="minorHAnsi"/>
                 <w:b/>
                 <w:sz w:val="20"/>
               </w:rPr>
@@ -103,14 +103,14 @@
               <w:spacing w:line="276" w:lineRule="auto"/>
               <w:jc w:val="center"/>
               <w:rPr>
-                <w:rFonts w:ascii="Tahoma" w:hAnsi="Tahoma" w:cs="Tahoma"/>
+                <w:rFonts w:cstheme="minorHAnsi"/>
                 <w:b/>
                 <w:sz w:val="20"/>
               </w:rPr>
             </w:pPr>
             <w:r>
               <w:rPr>
-                <w:rFonts w:ascii="Tahoma" w:hAnsi="Tahoma" w:cs="Tahoma"/>
+                <w:rFonts w:cstheme="minorHAnsi"/>
                 <w:b/>
                 <w:sz w:val="20"/>
               </w:rPr>
@@ -131,14 +131,14 @@
               <w:spacing w:line="276" w:lineRule="auto"/>
               <w:jc w:val="center"/>
               <w:rPr>
-                <w:rFonts w:ascii="Tahoma" w:hAnsi="Tahoma" w:cs="Tahoma"/>
+                <w:rFonts w:cstheme="minorHAnsi"/>
                 <w:b/>
                 <w:sz w:val="20"/>
               </w:rPr>
             </w:pPr>
             <w:r>
               <w:rPr>
-                <w:rFonts w:ascii="Tahoma" w:hAnsi="Tahoma" w:cs="Tahoma"/>
+                <w:rFonts w:cstheme="minorHAnsi"/>
                 <w:b/>
                 <w:sz w:val="20"/>
               </w:rPr>
@@ -158,14 +158,14 @@
               <w:spacing w:line="276" w:lineRule="auto"/>
               <w:jc w:val="center"/>
               <w:rPr>
-                <w:rFonts w:ascii="Tahoma" w:hAnsi="Tahoma" w:cs="Tahoma"/>
+                <w:rFonts w:cstheme="minorHAnsi"/>
                 <w:b/>
                 <w:sz w:val="20"/>
               </w:rPr>
             </w:pPr>
             <w:r>
               <w:rPr>
-                <w:rFonts w:ascii="Tahoma" w:hAnsi="Tahoma" w:cs="Tahoma"/>
+                <w:rFonts w:cstheme="minorHAnsi"/>
                 <w:b/>
                 <w:sz w:val="20"/>
               </w:rPr>
@@ -178,14 +178,14 @@
               <w:spacing w:line="276" w:lineRule="auto"/>
               <w:jc w:val="center"/>
               <w:rPr>
-                <w:rFonts w:ascii="Tahoma" w:hAnsi="Tahoma" w:cs="Tahoma"/>
+                <w:rFonts w:cstheme="minorHAnsi"/>
                 <w:b/>
                 <w:sz w:val="20"/>
               </w:rPr>
             </w:pPr>
             <w:r>
               <w:rPr>
-                <w:rFonts w:ascii="Tahoma" w:hAnsi="Tahoma" w:cs="Tahoma"/>
+                <w:rFonts w:cstheme="minorHAnsi"/>
                 <w:b/>
                 <w:sz w:val="18"/>
                 <w:szCs w:val="20"/>
@@ -195,39 +195,21 @@
             <w:proofErr w:type="spellStart"/>
             <w:r>
               <w:rPr>
-                <w:rFonts w:ascii="Tahoma" w:hAnsi="Tahoma" w:cs="Tahoma"/>
+                <w:rFonts w:cstheme="minorHAnsi"/>
                 <w:b/>
                 <w:sz w:val="18"/>
                 <w:szCs w:val="20"/>
               </w:rPr>
-              <w:t>Abs</w:t>
-            </w:r>
-            <w:r>
-              <w:rPr>
-                <w:rFonts w:ascii="Tahoma" w:hAnsi="Tahoma" w:cs="Tahoma"/>
+              <w:t>Abs.T</w:t>
+            </w:r>
+            <w:proofErr w:type="spellEnd"/>
+            <w:r>
+              <w:rPr>
+                <w:rFonts w:cstheme="minorHAnsi"/>
                 <w:b/>
                 <w:sz w:val="18"/>
                 <w:szCs w:val="20"/>
               </w:rPr>
-              <w:t>.</w:t>
-            </w:r>
-            <w:r>
-              <w:rPr>
-                <w:rFonts w:ascii="Tahoma" w:hAnsi="Tahoma" w:cs="Tahoma"/>
-                <w:b/>
-                <w:sz w:val="18"/>
-                <w:szCs w:val="20"/>
-              </w:rPr>
-              <w:t>T</w:t>
-            </w:r>
-            <w:proofErr w:type="spellEnd"/>
-            <w:r>
-              <w:rPr>
-                <w:rFonts w:ascii="Tahoma" w:hAnsi="Tahoma" w:cs="Tahoma"/>
-                <w:b/>
-                <w:sz w:val="18"/>
-                <w:szCs w:val="20"/>
-              </w:rPr>
               <w:t>/∆T)</w:t>
             </w:r>
           </w:p>
@@ -244,34 +226,27 @@
               <w:spacing w:line="276" w:lineRule="auto"/>
               <w:jc w:val="center"/>
               <w:rPr>
-                <w:rFonts w:ascii="Tahoma" w:hAnsi="Tahoma" w:cs="Tahoma"/>
+                <w:rFonts w:cstheme="minorHAnsi"/>
                 <w:b/>
                 <w:sz w:val="20"/>
               </w:rPr>
             </w:pPr>
             <w:r>
               <w:rPr>
-                <w:rFonts w:ascii="Tahoma" w:hAnsi="Tahoma" w:cs="Tahoma"/>
+                <w:rFonts w:cstheme="minorHAnsi"/>
                 <w:b/>
                 <w:sz w:val="20"/>
               </w:rPr>
-              <w:t xml:space="preserve">IR </w:t>
-            </w:r>
-            <w:r>
-              <w:rPr>
-                <w:rFonts w:ascii="Tahoma" w:hAnsi="Tahoma" w:cs="Tahoma"/>
+              <w:t>U/S</w:t>
+            </w:r>
+            <w:r>
+              <w:rPr>
+                <w:rFonts w:cstheme="minorHAnsi"/>
                 <w:b/>
                 <w:sz w:val="20"/>
               </w:rPr>
               <w:br/>
-            </w:r>
-            <w:r>
-              <w:rPr>
-                <w:rFonts w:ascii="Tahoma" w:hAnsi="Tahoma" w:cs="Tahoma"/>
-                <w:b/>
-                <w:sz w:val="20"/>
-              </w:rPr>
-              <w:t>(∆T)</w:t>
+              <w:t>(dB)</w:t>
             </w:r>
           </w:p>
         </w:tc>
@@ -287,22 +262,22 @@
               <w:spacing w:line="276" w:lineRule="auto"/>
               <w:jc w:val="center"/>
               <w:rPr>
-                <w:rFonts w:ascii="Tahoma" w:hAnsi="Tahoma" w:cs="Tahoma"/>
+                <w:rFonts w:cstheme="minorHAnsi"/>
                 <w:b/>
                 <w:sz w:val="20"/>
               </w:rPr>
             </w:pPr>
             <w:r>
               <w:rPr>
-                <w:rFonts w:ascii="Tahoma" w:hAnsi="Tahoma" w:cs="Tahoma"/>
+                <w:rFonts w:cstheme="minorHAnsi"/>
                 <w:b/>
                 <w:sz w:val="20"/>
               </w:rPr>
-              <w:t>U/S</w:t>
-            </w:r>
-            <w:r>
-              <w:rPr>
-                <w:rFonts w:ascii="Tahoma" w:hAnsi="Tahoma" w:cs="Tahoma"/>
+              <w:t>TEV</w:t>
+            </w:r>
+            <w:r>
+              <w:rPr>
+                <w:rFonts w:cstheme="minorHAnsi"/>
                 <w:b/>
                 <w:sz w:val="20"/>
               </w:rPr>
@@ -313,9 +288,10 @@
         </w:tc>
         <w:tc>
           <w:tcPr>
-            <w:tcW w:w="720" w:type="dxa"/>
+            <w:tcW w:w="1980" w:type="dxa"/>
             <w:shd w:val="pct15" w:color="auto" w:fill="auto"/>
             <w:vAlign w:val="center"/>
+            <w:hideMark/>
           </w:tcPr>
           <w:p>
             <w:pPr>
@@ -323,51 +299,14 @@
               <w:spacing w:line="276" w:lineRule="auto"/>
               <w:jc w:val="center"/>
               <w:rPr>
-                <w:rFonts w:ascii="Tahoma" w:hAnsi="Tahoma" w:cs="Tahoma"/>
+                <w:rFonts w:cstheme="minorHAnsi"/>
                 <w:b/>
                 <w:sz w:val="20"/>
               </w:rPr>
             </w:pPr>
             <w:r>
               <w:rPr>
-                <w:rFonts w:ascii="Tahoma" w:hAnsi="Tahoma" w:cs="Tahoma"/>
-                <w:b/>
-                <w:sz w:val="20"/>
-              </w:rPr>
-              <w:t>TEV</w:t>
-            </w:r>
-            <w:r>
-              <w:rPr>
-                <w:rFonts w:ascii="Tahoma" w:hAnsi="Tahoma" w:cs="Tahoma"/>
-                <w:b/>
-                <w:sz w:val="20"/>
-              </w:rPr>
-              <w:br/>
-              <w:t>(dB)</w:t>
-            </w:r>
-          </w:p>
-        </w:tc>
-        <w:tc>
-          <w:tcPr>
-            <w:tcW w:w="1980" w:type="dxa"/>
-            <w:shd w:val="pct15" w:color="auto" w:fill="auto"/>
-            <w:vAlign w:val="center"/>
-            <w:hideMark/>
-          </w:tcPr>
-          <w:p>
-            <w:pPr>
-              <w:pStyle w:val="NoSpacing"/>
-              <w:spacing w:line="276" w:lineRule="auto"/>
-              <w:jc w:val="center"/>
-              <w:rPr>
-                <w:rFonts w:ascii="Tahoma" w:hAnsi="Tahoma" w:cs="Tahoma"/>
-                <w:b/>
-                <w:sz w:val="20"/>
-              </w:rPr>
-            </w:pPr>
-            <w:r>
-              <w:rPr>
-                <w:rFonts w:ascii="Tahoma" w:hAnsi="Tahoma" w:cs="Tahoma"/>
+                <w:rFonts w:cstheme="minorHAnsi"/>
                 <w:b/>
                 <w:sz w:val="20"/>
               </w:rPr>
@@ -390,8 +329,14 @@
             <w:pPr>
               <w:spacing w:after="0"/>
               <w:jc w:val="center"/>
-            </w:pPr>
-            <w:r>
+              <w:rPr>
+                <w:rFonts w:cstheme="minorHAnsi"/>
+              </w:rPr>
+            </w:pPr>
+            <w:r>
+              <w:rPr>
+                <w:rFonts w:cstheme="minorHAnsi"/>
+              </w:rPr>
               <w:t>{%tr for item in defects %}</w:t>
             </w:r>
           </w:p>
@@ -405,6 +350,9 @@
             <w:pPr>
               <w:spacing w:after="0"/>
               <w:jc w:val="center"/>
+              <w:rPr>
+                <w:rFonts w:cstheme="minorHAnsi"/>
+              </w:rPr>
             </w:pPr>
           </w:p>
         </w:tc>
@@ -417,6 +365,9 @@
             <w:pPr>
               <w:spacing w:after="0"/>
               <w:jc w:val="center"/>
+              <w:rPr>
+                <w:rFonts w:cstheme="minorHAnsi"/>
+              </w:rPr>
             </w:pPr>
           </w:p>
         </w:tc>
@@ -429,6 +380,9 @@
             <w:pPr>
               <w:spacing w:after="0"/>
               <w:jc w:val="center"/>
+              <w:rPr>
+                <w:rFonts w:cstheme="minorHAnsi"/>
+              </w:rPr>
             </w:pPr>
           </w:p>
         </w:tc>
@@ -441,6 +395,9 @@
             <w:pPr>
               <w:spacing w:after="0"/>
               <w:jc w:val="center"/>
+              <w:rPr>
+                <w:rFonts w:cstheme="minorHAnsi"/>
+              </w:rPr>
             </w:pPr>
           </w:p>
         </w:tc>
@@ -453,18 +410,9 @@
             <w:pPr>
               <w:spacing w:after="0"/>
               <w:jc w:val="center"/>
-            </w:pPr>
-          </w:p>
-        </w:tc>
-        <w:tc>
-          <w:tcPr>
-            <w:tcW w:w="720" w:type="dxa"/>
-            <w:vAlign w:val="center"/>
-          </w:tcPr>
-          <w:p>
-            <w:pPr>
-              <w:spacing w:after="0"/>
-              <w:jc w:val="center"/>
+              <w:rPr>
+                <w:rFonts w:cstheme="minorHAnsi"/>
+              </w:rPr>
             </w:pPr>
           </w:p>
         </w:tc>
@@ -478,6 +426,9 @@
             <w:pPr>
               <w:spacing w:after="0"/>
               <w:jc w:val="center"/>
+              <w:rPr>
+                <w:rFonts w:cstheme="minorHAnsi"/>
+              </w:rPr>
             </w:pPr>
           </w:p>
         </w:tc>
@@ -496,16 +447,28 @@
             <w:pPr>
               <w:spacing w:after="0"/>
               <w:jc w:val="center"/>
-            </w:pPr>
-            <w:r>
+              <w:rPr>
+                <w:rFonts w:cstheme="minorHAnsi"/>
+              </w:rPr>
+            </w:pPr>
+            <w:r>
+              <w:rPr>
+                <w:rFonts w:cstheme="minorHAnsi"/>
+              </w:rPr>
               <w:t xml:space="preserve">{{ </w:t>
             </w:r>
             <w:proofErr w:type="spellStart"/>
             <w:r>
+              <w:rPr>
+                <w:rFonts w:cstheme="minorHAnsi"/>
+              </w:rPr>
               <w:t>loop.index</w:t>
             </w:r>
             <w:proofErr w:type="spellEnd"/>
             <w:r>
+              <w:rPr>
+                <w:rFonts w:cstheme="minorHAnsi"/>
+              </w:rPr>
               <w:t xml:space="preserve"> }}</w:t>
             </w:r>
           </w:p>
@@ -519,16 +482,28 @@
             <w:pPr>
               <w:spacing w:after="0"/>
               <w:jc w:val="center"/>
-            </w:pPr>
-            <w:r>
+              <w:rPr>
+                <w:rFonts w:cstheme="minorHAnsi"/>
+              </w:rPr>
+            </w:pPr>
+            <w:r>
+              <w:rPr>
+                <w:rFonts w:cstheme="minorHAnsi"/>
+              </w:rPr>
               <w:t xml:space="preserve">{{ </w:t>
             </w:r>
             <w:proofErr w:type="spellStart"/>
             <w:r>
+              <w:rPr>
+                <w:rFonts w:cstheme="minorHAnsi"/>
+              </w:rPr>
               <w:t>item.equipment</w:t>
             </w:r>
             <w:proofErr w:type="spellEnd"/>
             <w:r>
+              <w:rPr>
+                <w:rFonts w:cstheme="minorHAnsi"/>
+              </w:rPr>
               <w:t xml:space="preserve"> }}</w:t>
             </w:r>
           </w:p>
@@ -542,16 +517,28 @@
             <w:pPr>
               <w:spacing w:after="0"/>
               <w:jc w:val="center"/>
-            </w:pPr>
-            <w:r>
+              <w:rPr>
+                <w:rFonts w:cstheme="minorHAnsi"/>
+              </w:rPr>
+            </w:pPr>
+            <w:r>
+              <w:rPr>
+                <w:rFonts w:cstheme="minorHAnsi"/>
+              </w:rPr>
               <w:t xml:space="preserve">{{ </w:t>
             </w:r>
             <w:proofErr w:type="spellStart"/>
             <w:r>
+              <w:rPr>
+                <w:rFonts w:cstheme="minorHAnsi"/>
+              </w:rPr>
               <w:t>item.defect_area</w:t>
             </w:r>
             <w:proofErr w:type="spellEnd"/>
             <w:r>
+              <w:rPr>
+                <w:rFonts w:cstheme="minorHAnsi"/>
+              </w:rPr>
               <w:t xml:space="preserve"> }}</w:t>
             </w:r>
           </w:p>
@@ -565,16 +552,28 @@
             <w:pPr>
               <w:spacing w:after="0"/>
               <w:jc w:val="center"/>
-            </w:pPr>
-            <w:r>
+              <w:rPr>
+                <w:rFonts w:cstheme="minorHAnsi"/>
+              </w:rPr>
+            </w:pPr>
+            <w:r>
+              <w:rPr>
+                <w:rFonts w:cstheme="minorHAnsi"/>
+              </w:rPr>
               <w:t xml:space="preserve">{{ </w:t>
             </w:r>
             <w:proofErr w:type="spellStart"/>
             <w:r>
+              <w:rPr>
+                <w:rFonts w:cstheme="minorHAnsi"/>
+              </w:rPr>
               <w:t>item.ir_abs</w:t>
             </w:r>
             <w:proofErr w:type="spellEnd"/>
             <w:r>
+              <w:rPr>
+                <w:rFonts w:cstheme="minorHAnsi"/>
+              </w:rPr>
               <w:t xml:space="preserve"> }}</w:t>
             </w:r>
           </w:p>
@@ -588,17 +587,31 @@
             <w:pPr>
               <w:spacing w:after="0"/>
               <w:jc w:val="center"/>
-            </w:pPr>
-            <w:r>
+              <w:rPr>
+                <w:rFonts w:cstheme="minorHAnsi"/>
+                <w:b/>
+                <w:bCs/>
+              </w:rPr>
+            </w:pPr>
+            <w:r>
+              <w:rPr>
+                <w:rFonts w:cstheme="minorHAnsi"/>
+              </w:rPr>
               <w:t xml:space="preserve">{{ </w:t>
             </w:r>
             <w:proofErr w:type="spellStart"/>
             <w:r>
-              <w:t>item.ir_delta</w:t>
+              <w:rPr>
+                <w:rFonts w:cstheme="minorHAnsi"/>
+              </w:rPr>
+              <w:t>item.us_dB</w:t>
             </w:r>
             <w:proofErr w:type="spellEnd"/>
             <w:r>
-              <w:t xml:space="preserve"> }}</w:t>
+              <w:rPr>
+                <w:rFonts w:cstheme="minorHAnsi"/>
+              </w:rPr>
+              <w:t>}}</w:t>
             </w:r>
           </w:p>
         </w:tc>
@@ -612,46 +625,29 @@
               <w:spacing w:after="0"/>
               <w:jc w:val="center"/>
               <w:rPr>
+                <w:rFonts w:cstheme="minorHAnsi"/>
                 <w:b/>
                 <w:bCs/>
               </w:rPr>
             </w:pPr>
             <w:r>
+              <w:rPr>
+                <w:rFonts w:cstheme="minorHAnsi"/>
+              </w:rPr>
               <w:t xml:space="preserve">{{ </w:t>
             </w:r>
             <w:proofErr w:type="spellStart"/>
             <w:r>
-              <w:t>item.us_dB</w:t>
+              <w:rPr>
+                <w:rFonts w:cstheme="minorHAnsi"/>
+              </w:rPr>
+              <w:t>item.tev_dB</w:t>
             </w:r>
             <w:proofErr w:type="spellEnd"/>
             <w:r>
-              <w:t>}}</w:t>
-            </w:r>
-          </w:p>
-        </w:tc>
-        <w:tc>
-          <w:tcPr>
-            <w:tcW w:w="720" w:type="dxa"/>
-            <w:vAlign w:val="center"/>
-          </w:tcPr>
-          <w:p>
-            <w:pPr>
-              <w:spacing w:after="0"/>
-              <w:jc w:val="center"/>
-              <w:rPr>
-                <w:b/>
-                <w:bCs/>
-              </w:rPr>
-            </w:pPr>
-            <w:r>
-              <w:t xml:space="preserve">{{ </w:t>
-            </w:r>
-            <w:proofErr w:type="spellStart"/>
-            <w:r>
-              <w:t>item.tev_dB</w:t>
-            </w:r>
-            <w:proofErr w:type="spellEnd"/>
-            <w:r>
+              <w:rPr>
+                <w:rFonts w:cstheme="minorHAnsi"/>
+              </w:rPr>
               <w:t xml:space="preserve"> }}</w:t>
             </w:r>
           </w:p>
@@ -667,6 +663,7 @@
               <w:spacing w:after="0"/>
               <w:jc w:val="center"/>
               <w:rPr>
+                <w:rFonts w:cstheme="minorHAnsi"/>
                 <w:b/>
                 <w:bCs/>
               </w:rPr>
@@ -687,16 +684,28 @@
             <w:pPr>
               <w:spacing w:after="0"/>
               <w:jc w:val="center"/>
-            </w:pPr>
-            <w:r>
+              <w:rPr>
+                <w:rFonts w:cstheme="minorHAnsi"/>
+              </w:rPr>
+            </w:pPr>
+            <w:r>
+              <w:rPr>
+                <w:rFonts w:cstheme="minorHAnsi"/>
+              </w:rPr>
               <w:t xml:space="preserve">{%tr </w:t>
             </w:r>
             <w:proofErr w:type="spellStart"/>
             <w:r>
+              <w:rPr>
+                <w:rFonts w:cstheme="minorHAnsi"/>
+              </w:rPr>
               <w:t>endfor</w:t>
             </w:r>
             <w:proofErr w:type="spellEnd"/>
             <w:r>
+              <w:rPr>
+                <w:rFonts w:cstheme="minorHAnsi"/>
+              </w:rPr>
               <w:t xml:space="preserve"> %}</w:t>
             </w:r>
           </w:p>
@@ -710,6 +719,9 @@
             <w:pPr>
               <w:spacing w:after="0"/>
               <w:jc w:val="center"/>
+              <w:rPr>
+                <w:rFonts w:cstheme="minorHAnsi"/>
+              </w:rPr>
             </w:pPr>
           </w:p>
         </w:tc>
@@ -722,6 +734,9 @@
             <w:pPr>
               <w:spacing w:after="0"/>
               <w:jc w:val="center"/>
+              <w:rPr>
+                <w:rFonts w:cstheme="minorHAnsi"/>
+              </w:rPr>
             </w:pPr>
           </w:p>
         </w:tc>
@@ -734,6 +749,9 @@
             <w:pPr>
               <w:spacing w:after="0"/>
               <w:jc w:val="center"/>
+              <w:rPr>
+                <w:rFonts w:cstheme="minorHAnsi"/>
+              </w:rPr>
             </w:pPr>
           </w:p>
         </w:tc>
@@ -746,6 +764,9 @@
             <w:pPr>
               <w:spacing w:after="0"/>
               <w:jc w:val="center"/>
+              <w:rPr>
+                <w:rFonts w:cstheme="minorHAnsi"/>
+              </w:rPr>
             </w:pPr>
           </w:p>
         </w:tc>
@@ -758,18 +779,9 @@
             <w:pPr>
               <w:spacing w:after="0"/>
               <w:jc w:val="center"/>
-            </w:pPr>
-          </w:p>
-        </w:tc>
-        <w:tc>
-          <w:tcPr>
-            <w:tcW w:w="720" w:type="dxa"/>
-            <w:vAlign w:val="center"/>
-          </w:tcPr>
-          <w:p>
-            <w:pPr>
-              <w:spacing w:after="0"/>
-              <w:jc w:val="center"/>
+              <w:rPr>
+                <w:rFonts w:cstheme="minorHAnsi"/>
+              </w:rPr>
             </w:pPr>
           </w:p>
         </w:tc>
@@ -782,6 +794,9 @@
             <w:pPr>
               <w:spacing w:after="0"/>
               <w:jc w:val="center"/>
+              <w:rPr>
+                <w:rFonts w:cstheme="minorHAnsi"/>
+              </w:rPr>
             </w:pPr>
           </w:p>
         </w:tc>
@@ -803,7 +818,7 @@
 </file>
 
 <file path=word/numbering.xml><?xml version="1.0" encoding="utf-8"?>
-<w:numbering xmlns:wpc="http://schemas.microsoft.com/office/word/2010/wordprocessingCanvas" xmlns:cx="http://schemas.microsoft.com/office/drawing/2014/chartex" xmlns:cx1="http://schemas.microsoft.com/office/drawing/2015/9/8/chartex" xmlns:cx2="http://schemas.microsoft.com/office/drawing/2015/10/21/chartex" xmlns:cx3="http://schemas.microsoft.com/office/drawing/2016/5/9/chartex" xmlns:cx4="http://schemas.microsoft.com/office/drawing/2016/5/10/chartex" xmlns:cx5="http://schemas.microsoft.com/office/drawing/2016/5/11/chartex" xmlns:cx6="http://schemas.microsoft.com/office/drawing/2016/5/12/chartex" xmlns:cx7="http://schemas.microsoft.com/office/drawing/2016/5/13/chartex" xmlns:cx8="http://schemas.microsoft.com/office/drawing/2016/5/14/chartex" xmlns:mc="http://schemas.openxmlformats.org/markup-compatibility/2006" xmlns:aink="http://schemas.microsoft.com/office/drawing/2016/ink" xmlns:am3d="http://schemas.microsoft.com/office/drawing/2017/model3d" xmlns:o="urn:schemas-microsoft-com:office:office" xmlns:oel="http://schemas.microsoft.com/office/2019/extlst" xmlns:r="http://schemas.openxmlformats.org/officeDocument/2006/relationships" xmlns:m="http://schemas.openxmlformats.org/officeDocument/2006/math" xmlns:v="urn:schemas-microsoft-com:vml" xmlns:wp14="http://schemas.microsoft.com/office/word/2010/wordprocessingDrawing" xmlns:wp="http://schemas.openxmlformats.org/drawingml/2006/wordprocessingDrawing" xmlns:w10="urn:schemas-microsoft-com:office:word" xmlns:w="http://schemas.openxmlformats.org/wordprocessingml/2006/main" xmlns:w14="http://schemas.microsoft.com/office/word/2010/wordml" xmlns:w15="http://schemas.microsoft.com/office/word/2012/wordml" xmlns:w16cei="http://schemas.microsoft.com/office/word/2026/wordml/cei" xmlns:w16cex="http://schemas.microsoft.com/office/word/2018/wordml/cex" xmlns:w16cid="http://schemas.microsoft.com/office/word/2016/wordml/cid" xmlns:w16="http://schemas.microsoft.com/office/word/2018/wordml" xmlns:w16du="http://schemas.microsoft.com/office/word/2023/wordml/word16du" xmlns:w16sdtdh="http://schemas.microsoft.com/office/word/2020/wordml/sdtdatahash" xmlns:w16sdtfl="http://schemas.microsoft.com/office/word/2024/wordml/sdtformatlock" xmlns:w16se="http://schemas.microsoft.com/office/word/2015/wordml/symex" xmlns:wpg="http://schemas.microsoft.com/office/word/2010/wordprocessingGroup" xmlns:wpi="http://schemas.microsoft.com/office/word/2010/wordprocessingInk" xmlns:wne="http://schemas.microsoft.com/office/word/2006/wordml" xmlns:wps="http://schemas.microsoft.com/office/word/2010/wordprocessingShape" mc:Ignorable="w14 w15 w16se w16cid w16 w16cex w16sdtdh w16sdtfl w16du wp14">
+<w:numbering xmlns:wpc="http://schemas.microsoft.com/office/word/2010/wordprocessingCanvas" xmlns:cx="http://schemas.microsoft.com/office/drawing/2014/chartex" xmlns:cx1="http://schemas.microsoft.com/office/drawing/2015/9/8/chartex" xmlns:cx2="http://schemas.microsoft.com/office/drawing/2015/10/21/chartex" xmlns:cx3="http://schemas.microsoft.com/office/drawing/2016/5/9/chartex" xmlns:cx4="http://schemas.microsoft.com/office/drawing/2016/5/10/chartex" xmlns:cx5="http://schemas.microsoft.com/office/drawing/2016/5/11/chartex" xmlns:cx6="http://schemas.microsoft.com/office/drawing/2016/5/12/chartex" xmlns:cx7="http://schemas.microsoft.com/office/drawing/2016/5/13/chartex" xmlns:cx8="http://schemas.microsoft.com/office/drawing/2016/5/14/chartex" xmlns:mc="http://schemas.openxmlformats.org/markup-compatibility/2006" xmlns:aink="http://schemas.microsoft.com/office/drawing/2016/ink" xmlns:am3d="http://schemas.microsoft.com/office/drawing/2017/model3d" xmlns:o="urn:schemas-microsoft-com:office:office" xmlns:oel="http://schemas.microsoft.com/office/2019/extlst" xmlns:r="http://schemas.openxmlformats.org/officeDocument/2006/relationships" xmlns:m="http://schemas.openxmlformats.org/officeDocument/2006/math" xmlns:v="urn:schemas-microsoft-com:vml" xmlns:wp14="http://schemas.microsoft.com/office/word/2010/wordprocessingDrawing" xmlns:wp="http://schemas.openxmlformats.org/drawingml/2006/wordprocessingDrawing" xmlns:w10="urn:schemas-microsoft-com:office:word" xmlns:w="http://schemas.openxmlformats.org/wordprocessingml/2006/main" xmlns:w14="http://schemas.microsoft.com/office/word/2010/wordml" xmlns:w15="http://schemas.microsoft.com/office/word/2012/wordml" xmlns:w16cex="http://schemas.microsoft.com/office/word/2018/wordml/cex" xmlns:w16cid="http://schemas.microsoft.com/office/word/2016/wordml/cid" xmlns:w16="http://schemas.microsoft.com/office/word/2018/wordml" xmlns:w16du="http://schemas.microsoft.com/office/word/2023/wordml/word16du" xmlns:w16sdtdh="http://schemas.microsoft.com/office/word/2020/wordml/sdtdatahash" xmlns:w16sdtfl="http://schemas.microsoft.com/office/word/2024/wordml/sdtformatlock" xmlns:w16se="http://schemas.microsoft.com/office/word/2015/wordml/symex" xmlns:wpg="http://schemas.microsoft.com/office/word/2010/wordprocessingGroup" xmlns:wpi="http://schemas.microsoft.com/office/word/2010/wordprocessingInk" xmlns:wne="http://schemas.microsoft.com/office/word/2006/wordml" xmlns:wps="http://schemas.microsoft.com/office/word/2010/wordprocessingShape" mc:Ignorable="w14 w15 w16se w16cid w16 w16cex w16sdtdh w16sdtfl w16du wp14">
   <w:abstractNum w:abstractNumId="0" w15:restartNumberingAfterBreak="0">
     <w:nsid w:val="3B056B8E"/>
     <w:multiLevelType w:val="hybridMultilevel"/>
